--- a/Звіт_Практична_робота_2_wishlist-app_Демура_Євгеній_ІП-52.docx
+++ b/Звіт_Практична_робота_2_wishlist-app_Демура_Євгеній_ІП-52.docx
@@ -5792,6 +5792,194 @@
         <w:rPr>
           <w:spacing w:val="-2"/>
         </w:rPr>
+      </w:pPr>
+      <w:r>
+        <w:rPr>
+          <w:spacing w:val="-2"/>
+          <w:lang w:val="ru-RU"/>
+        </w:rPr>
+        <w:t>виправте помилки вкладеності, якщо є; зробіть коміт із описовим повідомленням.</w:t>
+      </w:r>
+    </w:p>
+    <w:p>
+      <w:pPr>
+        <w:pStyle w:val="a3"/>
+        <w:ind w:left="645"/>
+        <w:rPr>
+          <w:spacing w:val="-2"/>
+        </w:rPr>
+      </w:pPr>
+    </w:p>
+    <w:p>
+      <w:pPr>
+        <w:pStyle w:val="a3"/>
+        <w:ind w:left="645"/>
+        <w:rPr>
+          <w:spacing w:val="-2"/>
+        </w:rPr>
+      </w:pPr>
+      <w:r>
+        <w:rPr>
+          <w:spacing w:val="-2"/>
+        </w:rPr>
+        <w:drawing>
+          <wp:inline distT="0" distB="0" distL="0" distR="0" wp14:anchorId="5913FBBF" wp14:editId="5FC4694D">
+            <wp:extent cx="6213475" cy="2231390"/>
+            <wp:effectExtent l="0" t="0" r="0" b="0"/>
+            <wp:docPr id="1" name="Рисунок 1"/>
+            <wp:cNvGraphicFramePr>
+              <a:graphicFrameLocks xmlns:a="http://schemas.openxmlformats.org/drawingml/2006/main" noChangeAspect="1"/>
+            </wp:cNvGraphicFramePr>
+            <a:graphic xmlns:a="http://schemas.openxmlformats.org/drawingml/2006/main">
+              <a:graphicData uri="http://schemas.openxmlformats.org/drawingml/2006/picture">
+                <pic:pic xmlns:pic="http://schemas.openxmlformats.org/drawingml/2006/picture">
+                  <pic:nvPicPr>
+                    <pic:cNvPr id="1" name=""/>
+                    <pic:cNvPicPr/>
+                  </pic:nvPicPr>
+                  <pic:blipFill>
+                    <a:blip r:embed="rId11"/>
+                    <a:stretch>
+                      <a:fillRect/>
+                    </a:stretch>
+                  </pic:blipFill>
+                  <pic:spPr>
+                    <a:xfrm>
+                      <a:off x="0" y="0"/>
+                      <a:ext cx="6213475" cy="2231390"/>
+                    </a:xfrm>
+                    <a:prstGeom prst="rect">
+                      <a:avLst/>
+                    </a:prstGeom>
+                  </pic:spPr>
+                </pic:pic>
+              </a:graphicData>
+            </a:graphic>
+          </wp:inline>
+        </w:drawing>
+      </w:r>
+    </w:p>
+    <w:p>
+      <w:pPr>
+        <w:pStyle w:val="a3"/>
+        <w:ind w:left="645"/>
+        <w:rPr>
+          <w:spacing w:val="-2"/>
+          <w:lang w:val="ru-RU"/>
+        </w:rPr>
+      </w:pPr>
+      <w:r>
+        <w:rPr>
+          <w:spacing w:val="-2"/>
+        </w:rPr>
+        <w:t xml:space="preserve">Рис. 2 </w:t>
+      </w:r>
+      <w:r>
+        <w:rPr>
+          <w:spacing w:val="-2"/>
+          <w:lang w:val="ru-RU"/>
+        </w:rPr>
+        <w:t>Пе</w:t>
+      </w:r>
+      <w:r>
+        <w:rPr>
+          <w:spacing w:val="-2"/>
+        </w:rPr>
+        <w:t>ревірка сторінки через валідатор</w:t>
+      </w:r>
+      <w:r>
+        <w:rPr>
+          <w:spacing w:val="-2"/>
+          <w:lang w:val="ru-RU"/>
+        </w:rPr>
+        <w:t xml:space="preserve">, </w:t>
+      </w:r>
+      <w:r>
+        <w:rPr>
+          <w:spacing w:val="-2"/>
+        </w:rPr>
+        <w:t>помилок немає</w:t>
+      </w:r>
+    </w:p>
+    <w:p>
+      <w:pPr>
+        <w:pStyle w:val="a3"/>
+        <w:ind w:left="645"/>
+        <w:rPr>
+          <w:spacing w:val="-2"/>
+          <w:lang w:val="ru-RU"/>
+        </w:rPr>
+      </w:pPr>
+    </w:p>
+    <w:p>
+      <w:pPr>
+        <w:pStyle w:val="a3"/>
+        <w:ind w:left="645"/>
+        <w:rPr>
+          <w:spacing w:val="-2"/>
+          <w:lang w:val="ru-RU"/>
+        </w:rPr>
+      </w:pPr>
+      <w:r>
+        <w:rPr>
+          <w:spacing w:val="-2"/>
+          <w:lang w:val="ru-RU"/>
+        </w:rPr>
+        <w:lastRenderedPageBreak/>
+        <w:drawing>
+          <wp:inline distT="0" distB="0" distL="0" distR="0" wp14:anchorId="2C6A3CD9" wp14:editId="02AD153F">
+            <wp:extent cx="3086259" cy="3416476"/>
+            <wp:effectExtent l="0" t="0" r="0" b="0"/>
+            <wp:docPr id="2" name="Рисунок 2"/>
+            <wp:cNvGraphicFramePr>
+              <a:graphicFrameLocks xmlns:a="http://schemas.openxmlformats.org/drawingml/2006/main" noChangeAspect="1"/>
+            </wp:cNvGraphicFramePr>
+            <a:graphic xmlns:a="http://schemas.openxmlformats.org/drawingml/2006/main">
+              <a:graphicData uri="http://schemas.openxmlformats.org/drawingml/2006/picture">
+                <pic:pic xmlns:pic="http://schemas.openxmlformats.org/drawingml/2006/picture">
+                  <pic:nvPicPr>
+                    <pic:cNvPr id="1" name=""/>
+                    <pic:cNvPicPr/>
+                  </pic:nvPicPr>
+                  <pic:blipFill>
+                    <a:blip r:embed="rId12"/>
+                    <a:stretch>
+                      <a:fillRect/>
+                    </a:stretch>
+                  </pic:blipFill>
+                  <pic:spPr>
+                    <a:xfrm>
+                      <a:off x="0" y="0"/>
+                      <a:ext cx="3086259" cy="3416476"/>
+                    </a:xfrm>
+                    <a:prstGeom prst="rect">
+                      <a:avLst/>
+                    </a:prstGeom>
+                  </pic:spPr>
+                </pic:pic>
+              </a:graphicData>
+            </a:graphic>
+          </wp:inline>
+        </w:drawing>
+      </w:r>
+    </w:p>
+    <w:p>
+      <w:pPr>
+        <w:pStyle w:val="a3"/>
+        <w:ind w:left="645"/>
+        <w:rPr>
+          <w:spacing w:val="-2"/>
+          <w:lang w:val="ru-RU"/>
+        </w:rPr>
+      </w:pPr>
+    </w:p>
+    <w:p>
+      <w:pPr>
+        <w:pStyle w:val="a3"/>
+        <w:ind w:left="645"/>
+        <w:rPr>
+          <w:spacing w:val="-2"/>
+        </w:rPr>
         <w:sectPr>
           <w:pgSz w:w="11910" w:h="16840"/>
           <w:pgMar w:top="1040" w:right="708" w:bottom="280" w:left="1417" w:header="720" w:footer="720" w:gutter="0"/>
@@ -5801,9 +5989,21 @@
       <w:r>
         <w:rPr>
           <w:spacing w:val="-2"/>
-          <w:lang w:val="ru-RU"/>
-        </w:rPr>
-        <w:t>виправте помилки вкладеності, якщо є; зробіть коміт із описовим повідомленням.</w:t>
+        </w:rPr>
+        <w:t xml:space="preserve">Рис. 3 Вигляд дерева </w:t>
+      </w:r>
+      <w:r>
+        <w:rPr>
+          <w:spacing w:val="-2"/>
+          <w:lang w:val="en-US"/>
+        </w:rPr>
+        <w:t>DOM</w:t>
+      </w:r>
+      <w:r>
+        <w:rPr>
+          <w:spacing w:val="-2"/>
+        </w:rPr>
+        <w:t xml:space="preserve"> (відповідає задуму)</w:t>
       </w:r>
     </w:p>
     <w:p>
@@ -5859,7 +6059,7 @@
         </w:rPr>
         <w:t xml:space="preserve">: </w:t>
       </w:r>
-      <w:hyperlink r:id="rId11" w:history="1">
+      <w:hyperlink r:id="rId13" w:history="1">
         <w:r>
           <w:rPr>
             <w:rStyle w:val="a5"/>
@@ -6930,6 +7130,7 @@
   <w:style w:type="character" w:default="1" w:styleId="a0">
     <w:name w:val="Default Paragraph Font"/>
     <w:uiPriority w:val="1"/>
+    <w:semiHidden/>
     <w:unhideWhenUsed/>
   </w:style>
   <w:style w:type="table" w:default="1" w:styleId="a1">
